--- a/LAB7/11_DH_CNPM2-LAB7_1150080150_DangDuongNguyen.docx
+++ b/LAB7/11_DH_CNPM2-LAB7_1150080150_DangDuongNguyen.docx
@@ -54,10 +54,16 @@
         <w:t xml:space="preserve">: </w:t>
       </w:r>
       <w:r>
+        <w:rPr>
+          <w:b/>
+          <w:bCs/>
+        </w:rPr>
         <w:t>ĐẶNG</w:t>
       </w:r>
       <w:r>
         <w:rPr>
+          <w:b/>
+          <w:bCs/>
           <w:lang w:val="vi-VN"/>
         </w:rPr>
         <w:t xml:space="preserve"> DƯƠNG NGUYÊN</w:t>
@@ -99,9 +105,26 @@
         </w:rPr>
         <w:t>Link YTB:</w:t>
       </w:r>
+      <w:r>
+        <w:t xml:space="preserve"> </w:t>
+      </w:r>
+      <w:r>
+        <w:rPr>
+          <w:lang w:val="vi-VN"/>
+        </w:rPr>
+        <w:t>https://youtu.be/yksG9TXTeio</w:t>
+      </w:r>
     </w:p>
     <w:p>
-      <w:r>
+      <w:pPr>
+        <w:rPr>
+          <w:lang w:val="vi-VN"/>
+        </w:rPr>
+      </w:pPr>
+      <w:r>
+        <w:rPr>
+          <w:lang w:val="vi-VN"/>
+        </w:rPr>
         <w:br w:type="page"/>
       </w:r>
     </w:p>
@@ -110,37 +133,28 @@
         <w:pStyle w:val="Heading1"/>
         <w:rPr>
           <w:color w:val="auto"/>
+          <w:lang w:val="vi-VN"/>
         </w:rPr>
       </w:pPr>
       <w:r>
         <w:rPr>
           <w:color w:val="auto"/>
+          <w:lang w:val="vi-VN"/>
         </w:rPr>
         <w:lastRenderedPageBreak/>
-        <w:t>LƯU Ý VỀ TÍNH XÁC THỰC CỦA BÁO CÁO</w:t>
-      </w:r>
-    </w:p>
-    <w:p>
-      <w:r>
-        <w:t>Tài liệu này biên soạn chi tiết theo LAB7_pfSense_Web_Protection_2026.docx. Các bước, lệnh, ma trận kiểm thử và câu trả lời phân tích đã được chuẩn bị. Chưa có ảnh chụp, log hoặc kết quả thực thi LAB 7 của người thực hiện nên KHÔNG khẳng định các kịch bản đã chạy thành công. Các vị trí [CHÈN ẢNH] và [GHI KẾT QUẢ] phải được hoàn thiện trước khi nộp.</w:t>
+        <w:t>1. MỤC TIÊU VÀ TOPOLOGY</w:t>
       </w:r>
     </w:p>
     <w:p>
       <w:pPr>
-        <w:pStyle w:val="Heading1"/>
-        <w:rPr>
-          <w:color w:val="auto"/>
+        <w:rPr>
+          <w:lang w:val="vi-VN"/>
         </w:rPr>
       </w:pPr>
       <w:r>
         <w:rPr>
-          <w:color w:val="auto"/>
-        </w:rPr>
-        <w:t>1. MỤC TIÊU VÀ TOPOLOGY</w:t>
-      </w:r>
-    </w:p>
-    <w:p>
-      <w:r>
+          <w:lang w:val="vi-VN"/>
+        </w:rPr>
         <w:t>Mục tiêu: áp dụng chính sách Web Protection theo tên miền, chặn truy cập web trực tiếp để hạn chế bypass, cho phép/cảnh báo/chặn nội dung, kiểm thử thời gian, tải tệp, ClamAV và ghi nhận log. HTTPS inspection là phần mở rộng trong môi trường lab được phép.</w:t>
       </w:r>
     </w:p>
@@ -161,9 +175,27 @@
             <w:tcW w:w="3192" w:type="dxa"/>
           </w:tcPr>
           <w:p>
+            <w:proofErr w:type="spellStart"/>
             <w:r>
-              <w:t>Máy / vai trò</w:t>
+              <w:t>Máy</w:t>
             </w:r>
+            <w:proofErr w:type="spellEnd"/>
+            <w:r>
+              <w:t xml:space="preserve"> / </w:t>
+            </w:r>
+            <w:proofErr w:type="spellStart"/>
+            <w:r>
+              <w:t>vai</w:t>
+            </w:r>
+            <w:proofErr w:type="spellEnd"/>
+            <w:r>
+              <w:t xml:space="preserve"> </w:t>
+            </w:r>
+            <w:proofErr w:type="spellStart"/>
+            <w:r>
+              <w:t>trò</w:t>
+            </w:r>
+            <w:proofErr w:type="spellEnd"/>
           </w:p>
         </w:tc>
         <w:tc>
@@ -491,7 +523,6 @@
         <w:rPr>
           <w:color w:val="auto"/>
         </w:rPr>
-        <w:lastRenderedPageBreak/>
         <w:t>2.2. Tạo WEB-PROXY</w:t>
       </w:r>
     </w:p>
@@ -513,7 +544,6 @@
         </w:rPr>
       </w:pPr>
       <w:proofErr w:type="spellStart"/>
-      <w:proofErr w:type="gramStart"/>
       <w:r>
         <w:rPr>
           <w:rFonts w:ascii="Consolas" w:hAnsi="Consolas"/>
@@ -523,7 +553,6 @@
         <w:t>ip</w:t>
       </w:r>
       <w:proofErr w:type="spellEnd"/>
-      <w:proofErr w:type="gramEnd"/>
       <w:r>
         <w:rPr>
           <w:rFonts w:ascii="Consolas" w:hAnsi="Consolas"/>
@@ -804,6 +833,7 @@
           <w:rFonts w:ascii="Consolas" w:hAnsi="Consolas"/>
           <w:sz w:val="18"/>
         </w:rPr>
+        <w:lastRenderedPageBreak/>
         <w:t>network:</w:t>
       </w:r>
       <w:r>
@@ -1081,13 +1111,6 @@
           <w:sz w:val="18"/>
         </w:rPr>
         <w:br/>
-      </w:r>
-      <w:r>
-        <w:rPr>
-          <w:rFonts w:ascii="Consolas" w:hAnsi="Consolas"/>
-          <w:sz w:val="18"/>
-        </w:rPr>
-        <w:lastRenderedPageBreak/>
         <w:t>sudo ss -lntp | grep -E "8080|3128"</w:t>
       </w:r>
       <w:r>
@@ -1135,6 +1158,7 @@
           </w:tcPr>
           <w:p>
             <w:r>
+              <w:lastRenderedPageBreak/>
               <w:t>Tên miền (.lab7.test)</w:t>
             </w:r>
           </w:p>
@@ -1635,7 +1659,6 @@
           </w:tcPr>
           <w:p>
             <w:r>
-              <w:lastRenderedPageBreak/>
               <w:t>2</w:t>
             </w:r>
           </w:p>
@@ -1945,6 +1968,7 @@
     <w:p>
       <w:proofErr w:type="spellStart"/>
       <w:r>
+        <w:lastRenderedPageBreak/>
         <w:t>Cần</w:t>
       </w:r>
       <w:proofErr w:type="spellEnd"/>
@@ -2124,7 +2148,6 @@
     </w:p>
     <w:p>
       <w:r>
-        <w:lastRenderedPageBreak/>
         <w:t>Bước 21. Kiểm tra size ACL Squid nếu bản build hỗ trợ reply_body_max_size. Dùng 100MB.bin và 110MB.bin để đối chiếu; maxcontentfilecachescansize không đương nhiên là hard download limit.</w:t>
       </w:r>
     </w:p>
@@ -2144,6 +2167,7 @@
         <w:rPr>
           <w:color w:val="auto"/>
         </w:rPr>
+        <w:lastRenderedPageBreak/>
         <w:t>7. KIỂM THỬ 10 KỊCH BẢN</w:t>
       </w:r>
     </w:p>
@@ -2668,7 +2692,6 @@
     </w:p>
     <w:p>
       <w:r>
-        <w:lastRenderedPageBreak/>
         <w:t>[CHÈN ẢNH MINH CHỨNG: KB1: cấu hình policy + màn hình Client + log]</w:t>
       </w:r>
     </w:p>
@@ -2703,6 +2726,7 @@
     </w:p>
     <w:p>
       <w:r>
+        <w:lastRenderedPageBreak/>
         <w:t>Kỳ vọng theo đề: Hard block; không bypass.</w:t>
       </w:r>
     </w:p>
@@ -2859,7 +2883,6 @@
         <w:rPr>
           <w:color w:val="auto"/>
         </w:rPr>
-        <w:lastRenderedPageBreak/>
         <w:t>7.6. Kịch bản 6 – Entertainment/Game</w:t>
       </w:r>
     </w:p>
@@ -2885,6 +2908,7 @@
     </w:p>
     <w:p>
       <w:r>
+        <w:lastRenderedPageBreak/>
         <w:t>Kết quả thực tế: [GHI KẾT QUẢ THỰC TẾ]. Đánh giá: [ĐẠT / KHÔNG ĐẠT / CHƯA KIỂM THỬ].</w:t>
       </w:r>
     </w:p>
@@ -3036,7 +3060,6 @@
         <w:rPr>
           <w:color w:val="auto"/>
         </w:rPr>
-        <w:lastRenderedPageBreak/>
         <w:t>7.10. Kịch bản 10 – Size</w:t>
       </w:r>
     </w:p>
@@ -3062,6 +3085,7 @@
     </w:p>
     <w:p>
       <w:r>
+        <w:lastRenderedPageBreak/>
         <w:t>Kết quả thực tế: [GHI KẾT QUẢ THỰC TẾ]. Đánh giá: [ĐẠT / KHÔNG ĐẠT / CHƯA KIỂM THỬ].</w:t>
       </w:r>
     </w:p>
@@ -3236,7 +3260,6 @@
         <w:rPr>
           <w:color w:val="auto"/>
         </w:rPr>
-        <w:lastRenderedPageBreak/>
         <w:t>Câu 5. Temporary bypass khác hard block?</w:t>
       </w:r>
     </w:p>
@@ -3256,6 +3279,7 @@
         <w:rPr>
           <w:color w:val="auto"/>
         </w:rPr>
+        <w:lastRenderedPageBreak/>
         <w:t>Câu 6. Vì sao không quét nội dung EICAR HTTPS nếu không MITM?</w:t>
       </w:r>
     </w:p>
